--- a/products-storage/12-otvet-na-pretenziyu/39-vozrazhenie-na-zachet-uderzhanie.docx
+++ b/products-storage/12-otvet-na-pretenziyu/39-vozrazhenie-na-zachet-uderzhanie.docx
@@ -99,7 +99,7 @@
                 <w:sz w:val="24"/>
                 <w:szCs w:val="24"/>
               </w:rPr>
-              <w:t xml:space="preserve">Тексты прошли вычитку юристом в типовой редакции. Вычитка типовой редакции не заменяет оценку вашей ситуации: ваш договор может распределять обязанности, риски и порядок фиксации иначе, и приоритет всегда у договора. Перед отправкой сверьте каждый пункт со своим договором.</w:t>
+              <w:t xml:space="preserve">Тексты прошли вычитку юристом в типовой редакции. После вычитки текст этого документа правился: наша нормативная сверка нашла в нём формулировки, расходившиеся с нормой, и они исправлены — исправленных формулировок юрист не читал. Вычитка типовой редакции не заменяет оценку вашей ситуации: ваш договор может распределять обязанности, риски и порядок фиксации иначе, и приоритет всегда у договора. Перед отправкой сверьте каждый пункт со своим договором.</w:t>
             </w:r>
           </w:p>
           <w:p>
@@ -216,7 +216,7 @@
           <w:sz w:val="24"/>
           <w:szCs w:val="24"/>
         </w:rPr>
-        <w:t xml:space="preserve">Направляется в договорный срок ответа: время работает на «признание», тянуть нельзя.</w:t>
+        <w:t xml:space="preserve">Направляется в договорный срок ответа. Тянуть нельзя не потому, что молчание признаёт зачёт, — такого правила нет, — а потому, что срок ответа установлен вашим договором и он истекает.</w:t>
       </w:r>
     </w:p>
     <w:p>
@@ -322,7 +322,7 @@
           <w:sz w:val="24"/>
           <w:szCs w:val="24"/>
         </w:rPr>
-        <w:t xml:space="preserve">Направлять в договорный срок ответа, способом с подтверждением получения; тянуть нельзя — время работает на «признание».</w:t>
+        <w:t xml:space="preserve">Направлять в договорный срок ответа, способом с подтверждением получения. Тянуть нельзя из-за срока, а не из-за того, что молчание якобы признаёт удержание.</w:t>
       </w:r>
     </w:p>
     <w:p>
@@ -340,7 +340,7 @@
           <w:sz w:val="24"/>
           <w:szCs w:val="24"/>
         </w:rPr>
-        <w:t xml:space="preserve">Пункты 1–4 — по применимости, пункт 5 — всегда: заявление о несоразмерности ничего не стоит и сохраняет право на снижение.</w:t>
+        <w:t xml:space="preserve">Пункт 3 — переговорный довод, а не порок зачёта. Условия зачёта названы в статье 410 ГК РФ, и бесспорности требования среди них нет: сам по себе спор зачёту не мешает. Пункт работает тем, что фиксирует ваше несогласие на дату и показывает второй стороне, что удержание придётся защищать; правовые пороки зачёта — это пункты 1, 2 и 4.</w:t>
       </w:r>
     </w:p>
     <w:p>
@@ -358,6 +358,24 @@
           <w:sz w:val="24"/>
           <w:szCs w:val="24"/>
         </w:rPr>
+        <w:t xml:space="preserve">Пункты 1–4 — по применимости, пункт 5 — всегда: заявление о несоразмерности ничего не стоит и сохраняет право на снижение.</w:t>
+      </w:r>
+    </w:p>
+    <w:p>
+      <w:pPr>
+        <w:pStyle w:val="ListParagraph"/>
+        <w:numPr>
+          <w:ilvl w:val="0"/>
+          <w:numId w:val="2"/>
+        </w:numPr>
+        <w:spacing w:after="80" w:line="276"/>
+      </w:pPr>
+      <w:r>
+        <w:rPr>
+          <w:rFonts w:ascii="Times New Roman" w:cs="Times New Roman" w:eastAsia="Times New Roman" w:hAnsi="Times New Roman"/>
+          <w:sz w:val="24"/>
+          <w:szCs w:val="24"/>
+        </w:rPr>
         <w:t xml:space="preserve">Во всех последующих актах сверки — оговорка «за исключением спорной суммы </w:t>
       </w:r>
       <w:r>
@@ -769,7 +787,7 @@
           <w:sz w:val="24"/>
           <w:szCs w:val="24"/>
         </w:rPr>
-        <w:t xml:space="preserve"> Требование не является бесспорным: между сторонами имеется спор о </w:t>
+        <w:t xml:space="preserve"> Требование, предъявленное к зачёту, Подрядчиком не признаётся: между сторонами имеется спор о </w:t>
       </w:r>
       <w:r>
         <w:rPr>
@@ -811,7 +829,7 @@
           <w:sz w:val="24"/>
           <w:szCs w:val="24"/>
         </w:rPr>
-        <w:t xml:space="preserve">).</w:t>
+        <w:t xml:space="preserve">). Настоящим спор фиксируется; основание и размер требования Подрядчик оспаривает.</w:t>
       </w:r>
     </w:p>
     <w:p>
